--- a/docs/book/xAuby_Book_EN.docx
+++ b/docs/book/xAuby_Book_EN.docx
@@ -1825,7 +1825,37 @@
           <w:rFonts w:ascii="Calibri" w:hAnsi="Calibri" w:eastAsia="Calibri" w:cs="Calibri"/>
           <w:b w:val="0"/>
         </w:rPr>
-        <w:t xml:space="preserve"> active. The gold slot uses the </w:t>
+        <w:t xml:space="preserve"> active — </w:t>
+      </w:r>
+      <w:r>
+        <w:rPr>
+          <w:rFonts w:ascii="Consolas" w:hAnsi="Consolas" w:eastAsia="Consolas" w:cs="Consolas"/>
+          <w:color w:val="7A3B12"/>
+          <w:sz w:val="19"/>
+        </w:rPr>
+        <w:t>1</w:t>
+      </w:r>
+      <w:r>
+        <w:rPr>
+          <w:rFonts w:ascii="Calibri" w:hAnsi="Calibri" w:eastAsia="Calibri" w:cs="Calibri"/>
+          <w:b w:val="0"/>
+        </w:rPr>
+        <w:t xml:space="preserve"> is the value actually in use for the XAU pair right now (not a hard system-wide ceiling). The system technically supports higher leverage, specifically on the short side (capped at a maximum of 3x, see section 6.5), but that requires changing </w:t>
+      </w:r>
+      <w:r>
+        <w:rPr>
+          <w:rFonts w:ascii="Consolas" w:hAnsi="Consolas" w:eastAsia="Consolas" w:cs="Consolas"/>
+          <w:color w:val="7A3B12"/>
+          <w:sz w:val="19"/>
+        </w:rPr>
+        <w:t>derivatives.max_leverage</w:t>
+      </w:r>
+      <w:r>
+        <w:rPr>
+          <w:rFonts w:ascii="Calibri" w:hAnsi="Calibri" w:eastAsia="Calibri" w:cs="Calibri"/>
+          <w:b w:val="0"/>
+        </w:rPr>
+        <w:t xml:space="preserve"> and explicit operator approval first. The gold slot uses the </w:t>
       </w:r>
       <w:r>
         <w:rPr>
@@ -9093,7 +9123,7 @@
                 <w:color w:val="7A3B12"/>
                 <w:sz w:val="19"/>
               </w:rPr>
-              <w:t>regime_router_enabled</w:t>
+              <w:t>allowed_sides</w:t>
             </w:r>
           </w:p>
         </w:tc>
@@ -9109,90 +9139,30 @@
                 <w:rFonts w:ascii="Calibri" w:hAnsi="Calibri" w:eastAsia="Calibri" w:cs="Calibri"/>
                 <w:b w:val="0"/>
               </w:rPr>
-              <w:t>bool</w:t>
-            </w:r>
-          </w:p>
-        </w:tc>
-        <w:tc>
-          <w:tcPr>
-            <w:tcW w:type="dxa" w:w="3137"/>
-            <w:shd w:val="clear" w:fill="FAF8F2"/>
-          </w:tcPr>
-          <w:p>
-            <w:r/>
-            <w:r>
-              <w:rPr>
-                <w:rFonts w:ascii="Calibri" w:hAnsi="Calibri" w:eastAsia="Calibri" w:cs="Calibri"/>
-                <w:b w:val="0"/>
-              </w:rPr>
-              <w:t>Pair-level RegimeRouter gate</w:t>
-            </w:r>
-          </w:p>
-        </w:tc>
-      </w:tr>
-      <w:tr>
-        <w:tc>
-          <w:tcPr>
-            <w:tcW w:type="dxa" w:w="3137"/>
-          </w:tcPr>
-          <w:p>
-            <w:r/>
+              <w:t xml:space="preserve">array, e.g. </w:t>
+            </w:r>
             <w:r>
               <w:rPr>
                 <w:rFonts w:ascii="Consolas" w:hAnsi="Consolas" w:eastAsia="Consolas" w:cs="Consolas"/>
                 <w:color w:val="7A3B12"/>
                 <w:sz w:val="19"/>
               </w:rPr>
-              <w:t>regime_router_live_confirmed</w:t>
-            </w:r>
-          </w:p>
-        </w:tc>
-        <w:tc>
-          <w:tcPr>
-            <w:tcW w:type="dxa" w:w="3137"/>
-          </w:tcPr>
-          <w:p>
-            <w:r/>
+              <w:t>["long"]</w:t>
+            </w:r>
             <w:r>
               <w:rPr>
                 <w:rFonts w:ascii="Calibri" w:hAnsi="Calibri" w:eastAsia="Calibri" w:cs="Calibri"/>
                 <w:b w:val="0"/>
               </w:rPr>
-              <w:t>bool</w:t>
-            </w:r>
-          </w:p>
-        </w:tc>
-        <w:tc>
-          <w:tcPr>
-            <w:tcW w:type="dxa" w:w="3137"/>
-          </w:tcPr>
-          <w:p>
-            <w:r/>
-            <w:r>
-              <w:rPr>
-                <w:rFonts w:ascii="Calibri" w:hAnsi="Calibri" w:eastAsia="Calibri" w:cs="Calibri"/>
-                <w:b w:val="0"/>
-              </w:rPr>
-              <w:t>Required before a live pair may route strategies</w:t>
-            </w:r>
-          </w:p>
-        </w:tc>
-      </w:tr>
-      <w:tr>
-        <w:tc>
-          <w:tcPr>
-            <w:tcW w:type="dxa" w:w="3137"/>
-            <w:shd w:val="clear" w:fill="FAF8F2"/>
-          </w:tcPr>
-          <w:p>
-            <w:r/>
+              <w:t xml:space="preserve">, </w:t>
+            </w:r>
             <w:r>
               <w:rPr>
                 <w:rFonts w:ascii="Consolas" w:hAnsi="Consolas" w:eastAsia="Consolas" w:cs="Consolas"/>
                 <w:color w:val="7A3B12"/>
                 <w:sz w:val="19"/>
               </w:rPr>
-              <w:t>sim_fee_pct</w:t>
+              <w:t>["long","short"]</w:t>
             </w:r>
           </w:p>
         </w:tc>
@@ -9208,23 +9178,7 @@
                 <w:rFonts w:ascii="Calibri" w:hAnsi="Calibri" w:eastAsia="Calibri" w:cs="Calibri"/>
                 <w:b w:val="0"/>
               </w:rPr>
-              <w:t>number</w:t>
-            </w:r>
-          </w:p>
-        </w:tc>
-        <w:tc>
-          <w:tcPr>
-            <w:tcW w:type="dxa" w:w="3137"/>
-            <w:shd w:val="clear" w:fill="FAF8F2"/>
-          </w:tcPr>
-          <w:p>
-            <w:r/>
-            <w:r>
-              <w:rPr>
-                <w:rFonts w:ascii="Calibri" w:hAnsi="Calibri" w:eastAsia="Calibri" w:cs="Calibri"/>
-                <w:b w:val="0"/>
-              </w:rPr>
-              <w:t xml:space="preserve">Percent, e.g. </w:t>
+              <w:t xml:space="preserve">Sides this pair may open — must include </w:t>
             </w:r>
             <w:r>
               <w:rPr>
@@ -9232,6 +9186,298 @@
                 <w:color w:val="7A3B12"/>
                 <w:sz w:val="19"/>
               </w:rPr>
+              <w:t>"short"</w:t>
+            </w:r>
+            <w:r>
+              <w:rPr>
+                <w:rFonts w:ascii="Calibri" w:hAnsi="Calibri" w:eastAsia="Calibri" w:cs="Calibri"/>
+                <w:b w:val="0"/>
+              </w:rPr>
+              <w:t xml:space="preserve"> before any short-capable strategy can act (see section 6.5)</w:t>
+            </w:r>
+          </w:p>
+        </w:tc>
+      </w:tr>
+      <w:tr>
+        <w:tc>
+          <w:tcPr>
+            <w:tcW w:type="dxa" w:w="3137"/>
+          </w:tcPr>
+          <w:p>
+            <w:r/>
+            <w:r>
+              <w:rPr>
+                <w:rFonts w:ascii="Consolas" w:hAnsi="Consolas" w:eastAsia="Consolas" w:cs="Consolas"/>
+                <w:color w:val="7A3B12"/>
+                <w:sz w:val="19"/>
+              </w:rPr>
+              <w:t>leverage</w:t>
+            </w:r>
+          </w:p>
+        </w:tc>
+        <w:tc>
+          <w:tcPr>
+            <w:tcW w:type="dxa" w:w="3137"/>
+          </w:tcPr>
+          <w:p>
+            <w:r/>
+            <w:r>
+              <w:rPr>
+                <w:rFonts w:ascii="Calibri" w:hAnsi="Calibri" w:eastAsia="Calibri" w:cs="Calibri"/>
+                <w:b w:val="0"/>
+              </w:rPr>
+              <w:t>number</w:t>
+            </w:r>
+          </w:p>
+        </w:tc>
+        <w:tc>
+          <w:tcPr>
+            <w:tcW w:type="dxa" w:w="3137"/>
+          </w:tcPr>
+          <w:p>
+            <w:r/>
+            <w:r>
+              <w:rPr>
+                <w:rFonts w:ascii="Calibri" w:hAnsi="Calibri" w:eastAsia="Calibri" w:cs="Calibri"/>
+                <w:b w:val="0"/>
+              </w:rPr>
+              <w:t xml:space="preserve">This pair's leverage; must not exceed the engine-level </w:t>
+            </w:r>
+            <w:r>
+              <w:rPr>
+                <w:rFonts w:ascii="Consolas" w:hAnsi="Consolas" w:eastAsia="Consolas" w:cs="Consolas"/>
+                <w:color w:val="7A3B12"/>
+                <w:sz w:val="19"/>
+              </w:rPr>
+              <w:t>derivatives.max_leverage</w:t>
+            </w:r>
+          </w:p>
+        </w:tc>
+      </w:tr>
+      <w:tr>
+        <w:tc>
+          <w:tcPr>
+            <w:tcW w:type="dxa" w:w="3137"/>
+            <w:shd w:val="clear" w:fill="FAF8F2"/>
+          </w:tcPr>
+          <w:p>
+            <w:r/>
+            <w:r>
+              <w:rPr>
+                <w:rFonts w:ascii="Consolas" w:hAnsi="Consolas" w:eastAsia="Consolas" w:cs="Consolas"/>
+                <w:color w:val="7A3B12"/>
+                <w:sz w:val="19"/>
+              </w:rPr>
+              <w:t>short_live_enabled</w:t>
+            </w:r>
+          </w:p>
+        </w:tc>
+        <w:tc>
+          <w:tcPr>
+            <w:tcW w:type="dxa" w:w="3137"/>
+            <w:shd w:val="clear" w:fill="FAF8F2"/>
+          </w:tcPr>
+          <w:p>
+            <w:r/>
+            <w:r>
+              <w:rPr>
+                <w:rFonts w:ascii="Calibri" w:hAnsi="Calibri" w:eastAsia="Calibri" w:cs="Calibri"/>
+                <w:b w:val="0"/>
+              </w:rPr>
+              <w:t>bool</w:t>
+            </w:r>
+          </w:p>
+        </w:tc>
+        <w:tc>
+          <w:tcPr>
+            <w:tcW w:type="dxa" w:w="3137"/>
+            <w:shd w:val="clear" w:fill="FAF8F2"/>
+          </w:tcPr>
+          <w:p>
+            <w:r/>
+            <w:r>
+              <w:rPr>
+                <w:rFonts w:ascii="Calibri" w:hAnsi="Calibri" w:eastAsia="Calibri" w:cs="Calibri"/>
+                <w:b w:val="0"/>
+              </w:rPr>
+              <w:t xml:space="preserve">An additional gate for going short with real money — if off, shorts are paper-only even when </w:t>
+            </w:r>
+            <w:r>
+              <w:rPr>
+                <w:rFonts w:ascii="Consolas" w:hAnsi="Consolas" w:eastAsia="Consolas" w:cs="Consolas"/>
+                <w:color w:val="7A3B12"/>
+                <w:sz w:val="19"/>
+              </w:rPr>
+              <w:t>allowed_sides</w:t>
+            </w:r>
+            <w:r>
+              <w:rPr>
+                <w:rFonts w:ascii="Calibri" w:hAnsi="Calibri" w:eastAsia="Calibri" w:cs="Calibri"/>
+                <w:b w:val="0"/>
+              </w:rPr>
+              <w:t xml:space="preserve"> includes </w:t>
+            </w:r>
+            <w:r>
+              <w:rPr>
+                <w:rFonts w:ascii="Consolas" w:hAnsi="Consolas" w:eastAsia="Consolas" w:cs="Consolas"/>
+                <w:color w:val="7A3B12"/>
+                <w:sz w:val="19"/>
+              </w:rPr>
+              <w:t>"short"</w:t>
+            </w:r>
+          </w:p>
+        </w:tc>
+      </w:tr>
+      <w:tr>
+        <w:tc>
+          <w:tcPr>
+            <w:tcW w:type="dxa" w:w="3137"/>
+          </w:tcPr>
+          <w:p>
+            <w:r/>
+            <w:r>
+              <w:rPr>
+                <w:rFonts w:ascii="Consolas" w:hAnsi="Consolas" w:eastAsia="Consolas" w:cs="Consolas"/>
+                <w:color w:val="7A3B12"/>
+                <w:sz w:val="19"/>
+              </w:rPr>
+              <w:t>regime_router_enabled</w:t>
+            </w:r>
+          </w:p>
+        </w:tc>
+        <w:tc>
+          <w:tcPr>
+            <w:tcW w:type="dxa" w:w="3137"/>
+          </w:tcPr>
+          <w:p>
+            <w:r/>
+            <w:r>
+              <w:rPr>
+                <w:rFonts w:ascii="Calibri" w:hAnsi="Calibri" w:eastAsia="Calibri" w:cs="Calibri"/>
+                <w:b w:val="0"/>
+              </w:rPr>
+              <w:t>bool</w:t>
+            </w:r>
+          </w:p>
+        </w:tc>
+        <w:tc>
+          <w:tcPr>
+            <w:tcW w:type="dxa" w:w="3137"/>
+          </w:tcPr>
+          <w:p>
+            <w:r/>
+            <w:r>
+              <w:rPr>
+                <w:rFonts w:ascii="Calibri" w:hAnsi="Calibri" w:eastAsia="Calibri" w:cs="Calibri"/>
+                <w:b w:val="0"/>
+              </w:rPr>
+              <w:t>Pair-level RegimeRouter gate</w:t>
+            </w:r>
+          </w:p>
+        </w:tc>
+      </w:tr>
+      <w:tr>
+        <w:tc>
+          <w:tcPr>
+            <w:tcW w:type="dxa" w:w="3137"/>
+            <w:shd w:val="clear" w:fill="FAF8F2"/>
+          </w:tcPr>
+          <w:p>
+            <w:r/>
+            <w:r>
+              <w:rPr>
+                <w:rFonts w:ascii="Consolas" w:hAnsi="Consolas" w:eastAsia="Consolas" w:cs="Consolas"/>
+                <w:color w:val="7A3B12"/>
+                <w:sz w:val="19"/>
+              </w:rPr>
+              <w:t>regime_router_live_confirmed</w:t>
+            </w:r>
+          </w:p>
+        </w:tc>
+        <w:tc>
+          <w:tcPr>
+            <w:tcW w:type="dxa" w:w="3137"/>
+            <w:shd w:val="clear" w:fill="FAF8F2"/>
+          </w:tcPr>
+          <w:p>
+            <w:r/>
+            <w:r>
+              <w:rPr>
+                <w:rFonts w:ascii="Calibri" w:hAnsi="Calibri" w:eastAsia="Calibri" w:cs="Calibri"/>
+                <w:b w:val="0"/>
+              </w:rPr>
+              <w:t>bool</w:t>
+            </w:r>
+          </w:p>
+        </w:tc>
+        <w:tc>
+          <w:tcPr>
+            <w:tcW w:type="dxa" w:w="3137"/>
+            <w:shd w:val="clear" w:fill="FAF8F2"/>
+          </w:tcPr>
+          <w:p>
+            <w:r/>
+            <w:r>
+              <w:rPr>
+                <w:rFonts w:ascii="Calibri" w:hAnsi="Calibri" w:eastAsia="Calibri" w:cs="Calibri"/>
+                <w:b w:val="0"/>
+              </w:rPr>
+              <w:t>Required before a live pair may route strategies</w:t>
+            </w:r>
+          </w:p>
+        </w:tc>
+      </w:tr>
+      <w:tr>
+        <w:tc>
+          <w:tcPr>
+            <w:tcW w:type="dxa" w:w="3137"/>
+          </w:tcPr>
+          <w:p>
+            <w:r/>
+            <w:r>
+              <w:rPr>
+                <w:rFonts w:ascii="Consolas" w:hAnsi="Consolas" w:eastAsia="Consolas" w:cs="Consolas"/>
+                <w:color w:val="7A3B12"/>
+                <w:sz w:val="19"/>
+              </w:rPr>
+              <w:t>sim_fee_pct</w:t>
+            </w:r>
+          </w:p>
+        </w:tc>
+        <w:tc>
+          <w:tcPr>
+            <w:tcW w:type="dxa" w:w="3137"/>
+          </w:tcPr>
+          <w:p>
+            <w:r/>
+            <w:r>
+              <w:rPr>
+                <w:rFonts w:ascii="Calibri" w:hAnsi="Calibri" w:eastAsia="Calibri" w:cs="Calibri"/>
+                <w:b w:val="0"/>
+              </w:rPr>
+              <w:t>number</w:t>
+            </w:r>
+          </w:p>
+        </w:tc>
+        <w:tc>
+          <w:tcPr>
+            <w:tcW w:type="dxa" w:w="3137"/>
+          </w:tcPr>
+          <w:p>
+            <w:r/>
+            <w:r>
+              <w:rPr>
+                <w:rFonts w:ascii="Calibri" w:hAnsi="Calibri" w:eastAsia="Calibri" w:cs="Calibri"/>
+                <w:b w:val="0"/>
+              </w:rPr>
+              <w:t xml:space="preserve">Percent, e.g. </w:t>
+            </w:r>
+            <w:r>
+              <w:rPr>
+                <w:rFonts w:ascii="Consolas" w:hAnsi="Consolas" w:eastAsia="Consolas" w:cs="Consolas"/>
+                <w:color w:val="7A3B12"/>
+                <w:sz w:val="19"/>
+              </w:rPr>
               <w:t>0.05</w:t>
             </w:r>
             <w:r>
@@ -9246,6 +9492,32 @@
       </w:tr>
     </w:tbl>
     <w:p/>
+    <w:p>
+      <w:r>
+        <w:rPr>
+          <w:rFonts w:ascii="Calibri" w:hAnsi="Calibri" w:eastAsia="Calibri" w:cs="Calibri"/>
+          <w:b w:val="0"/>
+          <w:sz w:val="17"/>
+        </w:rPr>
+        <w:t xml:space="preserve">Note: </w:t>
+      </w:r>
+      <w:r>
+        <w:rPr>
+          <w:rFonts w:ascii="Consolas" w:hAnsi="Consolas" w:eastAsia="Consolas" w:cs="Consolas"/>
+          <w:color w:val="7A3B12"/>
+          <w:sz w:val="17"/>
+        </w:rPr>
+        <w:t>strategy_params</w:t>
+      </w:r>
+      <w:r>
+        <w:rPr>
+          <w:rFonts w:ascii="Calibri" w:hAnsi="Calibri" w:eastAsia="Calibri" w:cs="Calibri"/>
+          <w:b w:val="0"/>
+          <w:sz w:val="17"/>
+        </w:rPr>
+        <w:t xml:space="preserve"> is not shown in the JSON example above since it's an optional field — see the real values used for the XAU pair in section 5.2.</w:t>
+      </w:r>
+    </w:p>
     <w:p>
       <w:pPr>
         <w:pStyle w:val="Heading2"/>
@@ -9857,8 +10129,312 @@
           </w:p>
         </w:tc>
       </w:tr>
+      <w:tr>
+        <w:tc>
+          <w:tcPr>
+            <w:tcW w:type="dxa" w:w="3137"/>
+          </w:tcPr>
+          <w:p>
+            <w:r/>
+            <w:r>
+              <w:rPr>
+                <w:rFonts w:ascii="Consolas" w:hAnsi="Consolas" w:eastAsia="Consolas" w:cs="Consolas"/>
+                <w:color w:val="7A3B12"/>
+                <w:sz w:val="19"/>
+              </w:rPr>
+              <w:t>XAUBY_DEFAULT_SYMBOL</w:t>
+            </w:r>
+          </w:p>
+        </w:tc>
+        <w:tc>
+          <w:tcPr>
+            <w:tcW w:type="dxa" w:w="3137"/>
+          </w:tcPr>
+          <w:p>
+            <w:r/>
+            <w:r>
+              <w:rPr>
+                <w:rFonts w:ascii="Consolas" w:hAnsi="Consolas" w:eastAsia="Consolas" w:cs="Consolas"/>
+                <w:color w:val="7A3B12"/>
+                <w:sz w:val="19"/>
+              </w:rPr>
+              <w:t>XAUTUSDT</w:t>
+            </w:r>
+          </w:p>
+        </w:tc>
+        <w:tc>
+          <w:tcPr>
+            <w:tcW w:type="dxa" w:w="3137"/>
+          </w:tcPr>
+          <w:p>
+            <w:r/>
+            <w:r>
+              <w:rPr>
+                <w:rFonts w:ascii="Calibri" w:hAnsi="Calibri" w:eastAsia="Calibri" w:cs="Calibri"/>
+                <w:b w:val="0"/>
+              </w:rPr>
+              <w:t>Last-resort dashboard symbol when the whitelist is empty/unreadable (asset-neutral — not hardcoded to gold)</w:t>
+            </w:r>
+          </w:p>
+        </w:tc>
+      </w:tr>
+      <w:tr>
+        <w:tc>
+          <w:tcPr>
+            <w:tcW w:type="dxa" w:w="3137"/>
+            <w:shd w:val="clear" w:fill="FAF8F2"/>
+          </w:tcPr>
+          <w:p>
+            <w:r/>
+            <w:r>
+              <w:rPr>
+                <w:rFonts w:ascii="Consolas" w:hAnsi="Consolas" w:eastAsia="Consolas" w:cs="Consolas"/>
+                <w:color w:val="7A3B12"/>
+                <w:sz w:val="19"/>
+              </w:rPr>
+              <w:t>XAUBY_FOCUS_SYMBOL</w:t>
+            </w:r>
+          </w:p>
+        </w:tc>
+        <w:tc>
+          <w:tcPr>
+            <w:tcW w:type="dxa" w:w="3137"/>
+            <w:shd w:val="clear" w:fill="FAF8F2"/>
+          </w:tcPr>
+          <w:p>
+            <w:r/>
+            <w:r>
+              <w:rPr>
+                <w:rFonts w:ascii="Calibri" w:hAnsi="Calibri" w:eastAsia="Calibri" w:cs="Calibri"/>
+                <w:b w:val="0"/>
+              </w:rPr>
+              <w:t>-</w:t>
+            </w:r>
+          </w:p>
+        </w:tc>
+        <w:tc>
+          <w:tcPr>
+            <w:tcW w:type="dxa" w:w="3137"/>
+            <w:shd w:val="clear" w:fill="FAF8F2"/>
+          </w:tcPr>
+          <w:p>
+            <w:r/>
+            <w:r>
+              <w:rPr>
+                <w:rFonts w:ascii="Calibri" w:hAnsi="Calibri" w:eastAsia="Calibri" w:cs="Calibri"/>
+                <w:b w:val="0"/>
+              </w:rPr>
+              <w:t xml:space="preserve">Forces which pair the TUI/dashboard focuses on at startup; used alongside </w:t>
+            </w:r>
+            <w:r>
+              <w:rPr>
+                <w:rFonts w:ascii="Consolas" w:hAnsi="Consolas" w:eastAsia="Consolas" w:cs="Consolas"/>
+                <w:color w:val="7A3B12"/>
+                <w:sz w:val="19"/>
+              </w:rPr>
+              <w:t>DEFAULT_SYMBOL</w:t>
+            </w:r>
+            <w:r>
+              <w:rPr>
+                <w:rFonts w:ascii="Calibri" w:hAnsi="Calibri" w:eastAsia="Calibri" w:cs="Calibri"/>
+                <w:b w:val="0"/>
+              </w:rPr>
+              <w:t xml:space="preserve"> in the live startup command (see sections 1.3/11.1)</w:t>
+            </w:r>
+          </w:p>
+        </w:tc>
+      </w:tr>
+      <w:tr>
+        <w:tc>
+          <w:tcPr>
+            <w:tcW w:type="dxa" w:w="3137"/>
+          </w:tcPr>
+          <w:p>
+            <w:r/>
+            <w:r>
+              <w:rPr>
+                <w:rFonts w:ascii="Consolas" w:hAnsi="Consolas" w:eastAsia="Consolas" w:cs="Consolas"/>
+                <w:color w:val="7A3B12"/>
+                <w:sz w:val="19"/>
+              </w:rPr>
+              <w:t>OKX_BASE_URL</w:t>
+            </w:r>
+          </w:p>
+        </w:tc>
+        <w:tc>
+          <w:tcPr>
+            <w:tcW w:type="dxa" w:w="3137"/>
+          </w:tcPr>
+          <w:p>
+            <w:r/>
+            <w:r>
+              <w:rPr>
+                <w:rFonts w:ascii="Calibri" w:hAnsi="Calibri" w:eastAsia="Calibri" w:cs="Calibri"/>
+                <w:b w:val="0"/>
+              </w:rPr>
+              <w:t>auto</w:t>
+            </w:r>
+          </w:p>
+        </w:tc>
+        <w:tc>
+          <w:tcPr>
+            <w:tcW w:type="dxa" w:w="3137"/>
+          </w:tcPr>
+          <w:p>
+            <w:r/>
+            <w:r>
+              <w:rPr>
+                <w:rFonts w:ascii="Calibri" w:hAnsi="Calibri" w:eastAsia="Calibri" w:cs="Calibri"/>
+                <w:b w:val="0"/>
+              </w:rPr>
+              <w:t xml:space="preserve">Overrides the OKX REST endpoint (the variable name comes from </w:t>
+            </w:r>
+            <w:r>
+              <w:rPr>
+                <w:rFonts w:ascii="Consolas" w:hAnsi="Consolas" w:eastAsia="Consolas" w:cs="Consolas"/>
+                <w:color w:val="7A3B12"/>
+                <w:sz w:val="19"/>
+              </w:rPr>
+              <w:t>exchange.base_url_env</w:t>
+            </w:r>
+            <w:r>
+              <w:rPr>
+                <w:rFonts w:ascii="Calibri" w:hAnsi="Calibri" w:eastAsia="Calibri" w:cs="Calibri"/>
+                <w:b w:val="0"/>
+              </w:rPr>
+              <w:t>)</w:t>
+            </w:r>
+          </w:p>
+        </w:tc>
+      </w:tr>
+      <w:tr>
+        <w:tc>
+          <w:tcPr>
+            <w:tcW w:type="dxa" w:w="3137"/>
+            <w:shd w:val="clear" w:fill="FAF8F2"/>
+          </w:tcPr>
+          <w:p>
+            <w:r/>
+            <w:r>
+              <w:rPr>
+                <w:rFonts w:ascii="Consolas" w:hAnsi="Consolas" w:eastAsia="Consolas" w:cs="Consolas"/>
+                <w:color w:val="7A3B12"/>
+                <w:sz w:val="19"/>
+              </w:rPr>
+              <w:t>BINANCE_BACKTEST_URL</w:t>
+            </w:r>
+          </w:p>
+        </w:tc>
+        <w:tc>
+          <w:tcPr>
+            <w:tcW w:type="dxa" w:w="3137"/>
+            <w:shd w:val="clear" w:fill="FAF8F2"/>
+          </w:tcPr>
+          <w:p>
+            <w:r/>
+            <w:r>
+              <w:rPr>
+                <w:rFonts w:ascii="Consolas" w:hAnsi="Consolas" w:eastAsia="Consolas" w:cs="Consolas"/>
+                <w:color w:val="7A3B12"/>
+                <w:sz w:val="19"/>
+              </w:rPr>
+              <w:t>api.binance.com</w:t>
+            </w:r>
+          </w:p>
+        </w:tc>
+        <w:tc>
+          <w:tcPr>
+            <w:tcW w:type="dxa" w:w="3137"/>
+            <w:shd w:val="clear" w:fill="FAF8F2"/>
+          </w:tcPr>
+          <w:p>
+            <w:r/>
+            <w:r>
+              <w:rPr>
+                <w:rFonts w:ascii="Calibri" w:hAnsi="Calibri" w:eastAsia="Calibri" w:cs="Calibri"/>
+                <w:b w:val="0"/>
+              </w:rPr>
+              <w:t>Overrides the Global Binance backtest data source (see section 7.1)</w:t>
+            </w:r>
+          </w:p>
+        </w:tc>
+      </w:tr>
     </w:tbl>
     <w:p/>
+    <w:p>
+      <w:r>
+        <w:rPr>
+          <w:rFonts w:ascii="Calibri" w:hAnsi="Calibri" w:eastAsia="Calibri" w:cs="Calibri"/>
+          <w:b w:val="0"/>
+          <w:sz w:val="17"/>
+        </w:rPr>
+        <w:t xml:space="preserve">The "recommended live startup" command in sections 1.3/11.1 runs </w:t>
+      </w:r>
+      <w:r>
+        <w:rPr>
+          <w:rFonts w:ascii="Consolas" w:hAnsi="Consolas" w:eastAsia="Consolas" w:cs="Consolas"/>
+          <w:color w:val="7A3B12"/>
+          <w:sz w:val="17"/>
+        </w:rPr>
+        <w:t>env -u DEFAULT_SYMBOL</w:t>
+      </w:r>
+      <w:r>
+        <w:rPr>
+          <w:rFonts w:ascii="Calibri" w:hAnsi="Calibri" w:eastAsia="Calibri" w:cs="Calibri"/>
+          <w:b w:val="0"/>
+          <w:sz w:val="17"/>
+        </w:rPr>
+        <w:t xml:space="preserve"> (unsetting the older generic variable) and sets </w:t>
+      </w:r>
+      <w:r>
+        <w:rPr>
+          <w:rFonts w:ascii="Consolas" w:hAnsi="Consolas" w:eastAsia="Consolas" w:cs="Consolas"/>
+          <w:color w:val="7A3B12"/>
+          <w:sz w:val="17"/>
+        </w:rPr>
+        <w:t>XAUBY_DEFAULT_SYMBOL</w:t>
+      </w:r>
+      <w:r>
+        <w:rPr>
+          <w:rFonts w:ascii="Calibri" w:hAnsi="Calibri" w:eastAsia="Calibri" w:cs="Calibri"/>
+          <w:b w:val="0"/>
+          <w:sz w:val="17"/>
+        </w:rPr>
+        <w:t xml:space="preserve"> and </w:t>
+      </w:r>
+      <w:r>
+        <w:rPr>
+          <w:rFonts w:ascii="Consolas" w:hAnsi="Consolas" w:eastAsia="Consolas" w:cs="Consolas"/>
+          <w:color w:val="7A3B12"/>
+          <w:sz w:val="17"/>
+        </w:rPr>
+        <w:t>XAUBY_FOCUS_SYMBOL</w:t>
+      </w:r>
+      <w:r>
+        <w:rPr>
+          <w:rFonts w:ascii="Calibri" w:hAnsi="Calibri" w:eastAsia="Calibri" w:cs="Calibri"/>
+          <w:b w:val="0"/>
+          <w:sz w:val="17"/>
+        </w:rPr>
+        <w:t xml:space="preserve"> instead — this prevents a stale </w:t>
+      </w:r>
+      <w:r>
+        <w:rPr>
+          <w:rFonts w:ascii="Consolas" w:hAnsi="Consolas" w:eastAsia="Consolas" w:cs="Consolas"/>
+          <w:color w:val="7A3B12"/>
+          <w:sz w:val="17"/>
+        </w:rPr>
+        <w:t>DEFAULT_SYMBOL</w:t>
+      </w:r>
+      <w:r>
+        <w:rPr>
+          <w:rFonts w:ascii="Calibri" w:hAnsi="Calibri" w:eastAsia="Calibri" w:cs="Calibri"/>
+          <w:b w:val="0"/>
+          <w:sz w:val="17"/>
+        </w:rPr>
+        <w:t xml:space="preserve"> left over from another session from overriding the symbol actually intended.</w:t>
+      </w:r>
+    </w:p>
     <w:p>
       <w:pPr>
         <w:pStyle w:val="Heading3"/>
@@ -10407,7 +10983,7 @@
           <w:rFonts w:ascii="Calibri" w:hAnsi="Calibri" w:eastAsia="Calibri" w:cs="Calibri"/>
           <w:b w:val="0"/>
         </w:rPr>
-        <w:t>The system ships 15 strategy plugins total. Some run in production, others are research-only (sim/backtest):</w:t>
+        <w:t>The system ships 14 strategy plugins total. Some run in production, others are research-only (sim/backtest):</w:t>
       </w:r>
     </w:p>
     <w:tbl>
@@ -11204,6 +11780,13 @@
               </w:rPr>
               <w:t>donchian_trend</w:t>
             </w:r>
+            <w:r>
+              <w:rPr>
+                <w:rFonts w:ascii="Calibri" w:hAnsi="Calibri" w:eastAsia="Calibri" w:cs="Calibri"/>
+                <w:b w:val="0"/>
+              </w:rPr>
+              <w:t xml:space="preserve"> (candidate)</w:t>
+            </w:r>
           </w:p>
         </w:tc>
         <w:tc>
@@ -11247,7 +11830,7 @@
                 <w:rFonts w:ascii="Calibri" w:hAnsi="Calibri" w:eastAsia="Calibri" w:cs="Calibri"/>
                 <w:b w:val="0"/>
               </w:rPr>
-              <w:t>Turtle breakout above EMA200 + ADX filter</w:t>
+              <w:t>Turtle breakout above EMA200 + ADX filter — a challenger that has not passed selection criteria; not in the production mapping (see 5.7)</w:t>
             </w:r>
           </w:p>
         </w:tc>
@@ -14273,6 +14856,226 @@
     </w:p>
     <w:p>
       <w:pPr>
+        <w:shd w:val="clear" w:fill="FDECEB"/>
+        <w:pBdr>
+          <w:left w:val="single" w:sz="24" w:space="4" w:color="C0392B"/>
+        </w:pBdr>
+        <w:spacing w:before="80" w:after="160"/>
+        <w:ind w:left="113"/>
+      </w:pPr>
+      <w:r>
+        <w:rPr>
+          <w:rFonts w:ascii="Calibri" w:hAnsi="Calibri" w:eastAsia="Calibri" w:cs="Calibri"/>
+          <w:b/>
+          <w:color w:val="12202C"/>
+        </w:rPr>
+        <w:t>A known contradiction in the source documents:</w:t>
+      </w:r>
+      <w:r>
+        <w:rPr>
+          <w:rFonts w:ascii="Calibri" w:hAnsi="Calibri" w:eastAsia="Calibri" w:cs="Calibri"/>
+          <w:b w:val="0"/>
+        </w:rPr>
+        <w:t xml:space="preserve"> the mapping above follows the table in the root </w:t>
+      </w:r>
+      <w:r>
+        <w:rPr>
+          <w:rFonts w:ascii="Consolas" w:hAnsi="Consolas" w:eastAsia="Consolas" w:cs="Consolas"/>
+          <w:color w:val="7A3B12"/>
+          <w:sz w:val="19"/>
+        </w:rPr>
+        <w:t>README.md</w:t>
+      </w:r>
+      <w:r>
+        <w:rPr>
+          <w:rFonts w:ascii="Calibri" w:hAnsi="Calibri" w:eastAsia="Calibri" w:cs="Calibri"/>
+          <w:b w:val="0"/>
+        </w:rPr>
+        <w:t xml:space="preserve">, but </w:t>
+      </w:r>
+      <w:r>
+        <w:rPr>
+          <w:rFonts w:ascii="Consolas" w:hAnsi="Consolas" w:eastAsia="Consolas" w:cs="Consolas"/>
+          <w:color w:val="7A3B12"/>
+          <w:sz w:val="19"/>
+        </w:rPr>
+        <w:t>docs/configuration.md</w:t>
+      </w:r>
+      <w:r>
+        <w:rPr>
+          <w:rFonts w:ascii="Calibri" w:hAnsi="Calibri" w:eastAsia="Calibri" w:cs="Calibri"/>
+          <w:b w:val="0"/>
+        </w:rPr>
+        <w:t xml:space="preserve"> lists a different mapping for some keys — e.g. </w:t>
+      </w:r>
+      <w:r>
+        <w:rPr>
+          <w:rFonts w:ascii="Consolas" w:hAnsi="Consolas" w:eastAsia="Consolas" w:cs="Consolas"/>
+          <w:color w:val="7A3B12"/>
+          <w:sz w:val="19"/>
+        </w:rPr>
+        <w:t>BEAR_TREND_WEAK</w:t>
+      </w:r>
+      <w:r>
+        <w:rPr>
+          <w:rFonts w:ascii="Calibri" w:hAnsi="Calibri" w:eastAsia="Calibri" w:cs="Calibri"/>
+          <w:b w:val="0"/>
+        </w:rPr>
+        <w:t xml:space="preserve"> → </w:t>
+      </w:r>
+      <w:r>
+        <w:rPr>
+          <w:rFonts w:ascii="Consolas" w:hAnsi="Consolas" w:eastAsia="Consolas" w:cs="Consolas"/>
+          <w:color w:val="7A3B12"/>
+          <w:sz w:val="19"/>
+        </w:rPr>
+        <w:t>donchian_trend</w:t>
+      </w:r>
+      <w:r>
+        <w:rPr>
+          <w:rFonts w:ascii="Calibri" w:hAnsi="Calibri" w:eastAsia="Calibri" w:cs="Calibri"/>
+          <w:b w:val="0"/>
+        </w:rPr>
+        <w:t xml:space="preserve"> (instead of </w:t>
+      </w:r>
+      <w:r>
+        <w:rPr>
+          <w:rFonts w:ascii="Consolas" w:hAnsi="Consolas" w:eastAsia="Consolas" w:cs="Consolas"/>
+          <w:color w:val="7A3B12"/>
+          <w:sz w:val="19"/>
+        </w:rPr>
+        <w:t>cdc_action_zone</w:t>
+      </w:r>
+      <w:r>
+        <w:rPr>
+          <w:rFonts w:ascii="Calibri" w:hAnsi="Calibri" w:eastAsia="Calibri" w:cs="Calibri"/>
+          <w:b w:val="0"/>
+        </w:rPr>
+        <w:t xml:space="preserve">) and the low-volatility group → </w:t>
+      </w:r>
+      <w:r>
+        <w:rPr>
+          <w:rFonts w:ascii="Consolas" w:hAnsi="Consolas" w:eastAsia="Consolas" w:cs="Consolas"/>
+          <w:color w:val="7A3B12"/>
+          <w:sz w:val="19"/>
+        </w:rPr>
+        <w:t>bbkc_squeeze</w:t>
+      </w:r>
+      <w:r>
+        <w:rPr>
+          <w:rFonts w:ascii="Calibri" w:hAnsi="Calibri" w:eastAsia="Calibri" w:cs="Calibri"/>
+          <w:b w:val="0"/>
+        </w:rPr>
+        <w:t xml:space="preserve"> (instead of </w:t>
+      </w:r>
+      <w:r>
+        <w:rPr>
+          <w:rFonts w:ascii="Consolas" w:hAnsi="Consolas" w:eastAsia="Consolas" w:cs="Consolas"/>
+          <w:color w:val="7A3B12"/>
+          <w:sz w:val="19"/>
+        </w:rPr>
+        <w:t>bbrsi_mean_reversion</w:t>
+      </w:r>
+      <w:r>
+        <w:rPr>
+          <w:rFonts w:ascii="Calibri" w:hAnsi="Calibri" w:eastAsia="Calibri" w:cs="Calibri"/>
+          <w:b w:val="0"/>
+        </w:rPr>
+        <w:t xml:space="preserve">). The root README also states that </w:t>
+      </w:r>
+      <w:r>
+        <w:rPr>
+          <w:rFonts w:ascii="Consolas" w:hAnsi="Consolas" w:eastAsia="Consolas" w:cs="Consolas"/>
+          <w:color w:val="7A3B12"/>
+          <w:sz w:val="19"/>
+        </w:rPr>
+        <w:t>donchian_trend</w:t>
+      </w:r>
+      <w:r>
+        <w:rPr>
+          <w:rFonts w:ascii="Calibri" w:hAnsi="Calibri" w:eastAsia="Calibri" w:cs="Calibri"/>
+          <w:b w:val="0"/>
+        </w:rPr>
+        <w:t xml:space="preserve"> "was deployed on BTCUSDT 1h," while </w:t>
+      </w:r>
+      <w:r>
+        <w:rPr>
+          <w:rFonts w:ascii="Consolas" w:hAnsi="Consolas" w:eastAsia="Consolas" w:cs="Consolas"/>
+          <w:color w:val="7A3B12"/>
+          <w:sz w:val="19"/>
+        </w:rPr>
+        <w:t>docs/regime_strategy_selection.md</w:t>
+      </w:r>
+      <w:r>
+        <w:rPr>
+          <w:rFonts w:ascii="Calibri" w:hAnsi="Calibri" w:eastAsia="Calibri" w:cs="Calibri"/>
+          <w:b w:val="0"/>
+        </w:rPr>
+        <w:t xml:space="preserve"> (which has fuller methodology and a later date, 2026-06-11) concludes the opposite: </w:t>
+      </w:r>
+      <w:r>
+        <w:rPr>
+          <w:rFonts w:ascii="Calibri" w:hAnsi="Calibri" w:eastAsia="Calibri" w:cs="Calibri"/>
+          <w:b/>
+          <w:color w:val="12202C"/>
+        </w:rPr>
+        <w:t>no candidate passed the criteria, and the incumbent mapping was kept unchanged.</w:t>
+      </w:r>
+      <w:r>
+        <w:rPr>
+          <w:rFonts w:ascii="Calibri" w:hAnsi="Calibri" w:eastAsia="Calibri" w:cs="Calibri"/>
+          <w:b w:val="0"/>
+        </w:rPr>
+        <w:t xml:space="preserve"> This is a genuine doc-drift conflict between two files in the same project. This book follows </w:t>
+      </w:r>
+      <w:r>
+        <w:rPr>
+          <w:rFonts w:ascii="Consolas" w:hAnsi="Consolas" w:eastAsia="Consolas" w:cs="Consolas"/>
+          <w:color w:val="7A3B12"/>
+          <w:sz w:val="19"/>
+        </w:rPr>
+        <w:t>docs/regime_strategy_selection.md</w:t>
+      </w:r>
+      <w:r>
+        <w:rPr>
+          <w:rFonts w:ascii="Calibri" w:hAnsi="Calibri" w:eastAsia="Calibri" w:cs="Calibri"/>
+          <w:b w:val="0"/>
+        </w:rPr>
+        <w:t xml:space="preserve"> in section 5.7, since it has more detailed methodology and a more recent date — but an operator should always check the real </w:t>
+      </w:r>
+      <w:r>
+        <w:rPr>
+          <w:rFonts w:ascii="Consolas" w:hAnsi="Consolas" w:eastAsia="Consolas" w:cs="Consolas"/>
+          <w:color w:val="7A3B12"/>
+          <w:sz w:val="19"/>
+        </w:rPr>
+        <w:t>regime_router.mapping</w:t>
+      </w:r>
+      <w:r>
+        <w:rPr>
+          <w:rFonts w:ascii="Calibri" w:hAnsi="Calibri" w:eastAsia="Calibri" w:cs="Calibri"/>
+          <w:b w:val="0"/>
+        </w:rPr>
+        <w:t xml:space="preserve"> in </w:t>
+      </w:r>
+      <w:r>
+        <w:rPr>
+          <w:rFonts w:ascii="Consolas" w:hAnsi="Consolas" w:eastAsia="Consolas" w:cs="Consolas"/>
+          <w:color w:val="7A3B12"/>
+          <w:sz w:val="19"/>
+        </w:rPr>
+        <w:t>bot_config.yaml</w:t>
+      </w:r>
+      <w:r>
+        <w:rPr>
+          <w:rFonts w:ascii="Calibri" w:hAnsi="Calibri" w:eastAsia="Calibri" w:cs="Calibri"/>
+          <w:b w:val="0"/>
+        </w:rPr>
+        <w:t xml:space="preserve"> rather than trusting either document alone. </w:t>
+      </w:r>
+    </w:p>
+    <w:p>
+      <w:pPr>
         <w:pStyle w:val="Heading2"/>
         <w:pBdr>
           <w:bottom w:val="single" w:sz="16" w:space="4" w:color="B8860B"/>
@@ -20924,7 +21727,7 @@
                 <w:color w:val="7A3B12"/>
                 <w:sz w:val="19"/>
               </w:rPr>
-              <w:t>python scripts/incident_explorer.py list</w:t>
+              <w:t>python scripts/replay_backtest.py --symbol XAUUSDT --config bot_config.yaml</w:t>
             </w:r>
           </w:p>
         </w:tc>
@@ -20939,7 +21742,7 @@
                 <w:rFonts w:ascii="Calibri" w:hAnsi="Calibri" w:eastAsia="Calibri" w:cs="Calibri"/>
                 <w:b w:val="0"/>
               </w:rPr>
-              <w:t>Lists recorded incidents</w:t>
+              <w:t>Runs a backtest</w:t>
             </w:r>
           </w:p>
         </w:tc>
@@ -20958,7 +21761,7 @@
                 <w:color w:val="7A3B12"/>
                 <w:sz w:val="19"/>
               </w:rPr>
-              <w:t>python scripts/replay_validate.py &lt;run_id&gt; --symbol XAUUSDT</w:t>
+              <w:t>python scripts/incident_explorer.py list</w:t>
             </w:r>
           </w:p>
         </w:tc>
@@ -20974,7 +21777,7 @@
                 <w:rFonts w:ascii="Calibri" w:hAnsi="Calibri" w:eastAsia="Calibri" w:cs="Calibri"/>
                 <w:b w:val="0"/>
               </w:rPr>
-              <w:t>Validates replay after a restart</w:t>
+              <w:t>Lists recorded incidents</w:t>
             </w:r>
           </w:p>
         </w:tc>
@@ -20992,7 +21795,7 @@
                 <w:color w:val="7A3B12"/>
                 <w:sz w:val="19"/>
               </w:rPr>
-              <w:t>python scripts/evaluate_okx_xau_migration.py</w:t>
+              <w:t>python scripts/replay_validate.py &lt;run_id&gt; --symbol XAUUSDT</w:t>
             </w:r>
           </w:p>
         </w:tc>
@@ -21007,7 +21810,7 @@
                 <w:rFonts w:ascii="Calibri" w:hAnsi="Calibri" w:eastAsia="Calibri" w:cs="Calibri"/>
                 <w:b w:val="0"/>
               </w:rPr>
-              <w:t>Evaluates the OKX XAU migration</w:t>
+              <w:t>Validates replay after a restart</w:t>
             </w:r>
           </w:p>
         </w:tc>
@@ -21026,7 +21829,7 @@
                 <w:color w:val="7A3B12"/>
                 <w:sz w:val="19"/>
               </w:rPr>
-              <w:t>python scripts/select_pair_strategy.py</w:t>
+              <w:t>python scripts/evaluate_okx_xau_migration.py</w:t>
             </w:r>
           </w:p>
         </w:tc>
@@ -21042,7 +21845,7 @@
                 <w:rFonts w:ascii="Calibri" w:hAnsi="Calibri" w:eastAsia="Calibri" w:cs="Calibri"/>
                 <w:b w:val="0"/>
               </w:rPr>
-              <w:t>Strategy selection (dry-run/--apply)</w:t>
+              <w:t>Evaluates the OKX XAU migration</w:t>
             </w:r>
           </w:p>
         </w:tc>
@@ -21060,7 +21863,7 @@
                 <w:color w:val="7A3B12"/>
                 <w:sz w:val="19"/>
               </w:rPr>
-              <w:t>python scripts/optimize_pair_configs.py</w:t>
+              <w:t>python scripts/select_pair_strategy.py</w:t>
             </w:r>
           </w:p>
         </w:tc>
@@ -21075,7 +21878,7 @@
                 <w:rFonts w:ascii="Calibri" w:hAnsi="Calibri" w:eastAsia="Calibri" w:cs="Calibri"/>
                 <w:b w:val="0"/>
               </w:rPr>
-              <w:t>Low-CPU optimizer</w:t>
+              <w:t>Strategy selection (dry-run/--apply)</w:t>
             </w:r>
           </w:p>
         </w:tc>
@@ -21094,7 +21897,7 @@
                 <w:color w:val="7A3B12"/>
                 <w:sz w:val="19"/>
               </w:rPr>
-              <w:t>python scripts/capture_tui_screenshots.py</w:t>
+              <w:t>python scripts/optimize_pair_configs.py</w:t>
             </w:r>
           </w:p>
         </w:tc>
@@ -21110,7 +21913,7 @@
                 <w:rFonts w:ascii="Calibri" w:hAnsi="Calibri" w:eastAsia="Calibri" w:cs="Calibri"/>
                 <w:b w:val="0"/>
               </w:rPr>
-              <w:t>Regenerates TUI screenshots</w:t>
+              <w:t>Low-CPU optimizer</w:t>
             </w:r>
           </w:p>
         </w:tc>
@@ -21128,7 +21931,7 @@
                 <w:color w:val="7A3B12"/>
                 <w:sz w:val="19"/>
               </w:rPr>
-              <w:t>python scripts/fetch_global_klines.py</w:t>
+              <w:t>python scripts/capture_tui_screenshots.py</w:t>
             </w:r>
           </w:p>
         </w:tc>
@@ -21143,7 +21946,7 @@
                 <w:rFonts w:ascii="Calibri" w:hAnsi="Calibri" w:eastAsia="Calibri" w:cs="Calibri"/>
                 <w:b w:val="0"/>
               </w:rPr>
-              <w:t>Downloads multi-year candles from Global Binance</w:t>
+              <w:t>Regenerates TUI screenshots</w:t>
             </w:r>
           </w:p>
         </w:tc>
@@ -21162,7 +21965,7 @@
                 <w:color w:val="7A3B12"/>
                 <w:sz w:val="19"/>
               </w:rPr>
-              <w:t>python scripts/regime_strategy_eval.py --grid</w:t>
+              <w:t>python scripts/fetch_global_klines.py</w:t>
             </w:r>
           </w:p>
         </w:tc>
@@ -21178,7 +21981,7 @@
                 <w:rFonts w:ascii="Calibri" w:hAnsi="Calibri" w:eastAsia="Calibri" w:cs="Calibri"/>
                 <w:b w:val="0"/>
               </w:rPr>
-              <w:t>Evaluates strategies per regime as a gatekeeper</w:t>
+              <w:t>Downloads multi-year candles from Global Binance</w:t>
             </w:r>
           </w:p>
         </w:tc>
@@ -21196,7 +21999,7 @@
                 <w:color w:val="7A3B12"/>
                 <w:sz w:val="19"/>
               </w:rPr>
-              <w:t>python scripts/regime_forward_validate.py</w:t>
+              <w:t>python scripts/regime_strategy_eval.py --grid</w:t>
             </w:r>
           </w:p>
         </w:tc>
@@ -21211,7 +22014,7 @@
                 <w:rFonts w:ascii="Calibri" w:hAnsi="Calibri" w:eastAsia="Calibri" w:cs="Calibri"/>
                 <w:b w:val="0"/>
               </w:rPr>
-              <w:t>Measures regime detector accuracy on real data</w:t>
+              <w:t>Evaluates strategies per regime as a gatekeeper</w:t>
             </w:r>
           </w:p>
         </w:tc>
@@ -21230,7 +22033,7 @@
                 <w:color w:val="7A3B12"/>
                 <w:sz w:val="19"/>
               </w:rPr>
-              <w:t>python scripts/regime_churn_analysis.py</w:t>
+              <w:t>python scripts/regime_forward_validate.py</w:t>
             </w:r>
           </w:p>
         </w:tc>
@@ -21246,7 +22049,7 @@
                 <w:rFonts w:ascii="Calibri" w:hAnsi="Calibri" w:eastAsia="Calibri" w:cs="Calibri"/>
                 <w:b w:val="0"/>
               </w:rPr>
-              <w:t>Measures regime switching frequency</w:t>
+              <w:t>Measures regime detector accuracy on real data</w:t>
             </w:r>
           </w:p>
         </w:tc>
@@ -21264,6 +22067,40 @@
                 <w:color w:val="7A3B12"/>
                 <w:sz w:val="19"/>
               </w:rPr>
+              <w:t>python scripts/regime_churn_analysis.py</w:t>
+            </w:r>
+          </w:p>
+        </w:tc>
+        <w:tc>
+          <w:tcPr>
+            <w:tcW w:type="dxa" w:w="4706"/>
+          </w:tcPr>
+          <w:p>
+            <w:r/>
+            <w:r>
+              <w:rPr>
+                <w:rFonts w:ascii="Calibri" w:hAnsi="Calibri" w:eastAsia="Calibri" w:cs="Calibri"/>
+                <w:b w:val="0"/>
+              </w:rPr>
+              <w:t>Measures regime switching frequency</w:t>
+            </w:r>
+          </w:p>
+        </w:tc>
+      </w:tr>
+      <w:tr>
+        <w:tc>
+          <w:tcPr>
+            <w:tcW w:type="dxa" w:w="4706"/>
+            <w:shd w:val="clear" w:fill="FAF8F2"/>
+          </w:tcPr>
+          <w:p>
+            <w:r/>
+            <w:r>
+              <w:rPr>
+                <w:rFonts w:ascii="Consolas" w:hAnsi="Consolas" w:eastAsia="Consolas" w:cs="Consolas"/>
+                <w:color w:val="7A3B12"/>
+                <w:sz w:val="19"/>
+              </w:rPr>
               <w:t>python scripts/vps_latency_check.py</w:t>
             </w:r>
           </w:p>
@@ -21271,6 +22108,7 @@
         <w:tc>
           <w:tcPr>
             <w:tcW w:type="dxa" w:w="4706"/>
+            <w:shd w:val="clear" w:fill="FAF8F2"/>
           </w:tcPr>
           <w:p>
             <w:r/>
